--- a/thesis_package/output/chapters/CHAPTER_3.docx
+++ b/thesis_package/output/chapters/CHAPTER_3.docx
@@ -2,297 +2,6 @@
 <file path=word/document.xml><?xml version="1.0" encoding="utf-8"?>
 <w:document xmlns:wpc="http://schemas.microsoft.com/office/word/2010/wordprocessingCanvas" xmlns:mo="http://schemas.microsoft.com/office/mac/office/2008/main" xmlns:mc="http://schemas.openxmlformats.org/markup-compatibility/2006" xmlns:mv="urn:schemas-microsoft-com:mac:vml" xmlns:o="urn:schemas-microsoft-com:office:office" xmlns:r="http://schemas.openxmlformats.org/officeDocument/2006/relationships" xmlns:m="http://schemas.openxmlformats.org/officeDocument/2006/math" xmlns:v="urn:schemas-microsoft-com:vml" xmlns:wp14="http://schemas.microsoft.com/office/word/2010/wordprocessingDrawing" xmlns:wp="http://schemas.openxmlformats.org/drawingml/2006/wordprocessingDrawing" xmlns:w10="urn:schemas-microsoft-com:office:word" xmlns:w="http://schemas.openxmlformats.org/wordprocessingml/2006/main" xmlns:w14="http://schemas.microsoft.com/office/word/2010/wordml" xmlns:wpg="http://schemas.microsoft.com/office/word/2010/wordprocessingGroup" xmlns:wpi="http://schemas.microsoft.com/office/word/2010/wordprocessingInk" xmlns:wne="http://schemas.microsoft.com/office/word/2006/wordml" xmlns:wps="http://schemas.microsoft.com/office/word/2010/wordprocessingShape" mc:Ignorable="w14 wp14">
   <w:body>
-    <w:p>
-      <w:pPr>
-        <w:spacing w:before="1440"/>
-        <w:jc w:val="center"/>
-      </w:pPr>
-      <w:r>
-        <w:rPr>
-          <w:rFonts w:ascii="Times New Roman" w:hAnsi="Times New Roman"/>
-          <w:b/>
-          <w:sz w:val="32"/>
-        </w:rPr>
-        <w:t>YUAN ZE UNIVERSITY</w:t>
-        <w:br/>
-      </w:r>
-      <w:r>
-        <w:rPr>
-          <w:rFonts w:ascii="Times New Roman" w:hAnsi="Times New Roman"/>
-          <w:b w:val="0"/>
-          <w:sz w:val="28"/>
-        </w:rPr>
-        <w:t>College of Management</w:t>
-        <w:br/>
-      </w:r>
-      <w:r>
-        <w:rPr>
-          <w:rFonts w:ascii="Times New Roman" w:hAnsi="Times New Roman"/>
-          <w:b w:val="0"/>
-          <w:sz w:val="28"/>
-        </w:rPr>
-        <w:t>Department of Finance</w:t>
-        <w:br/>
-      </w:r>
-      <w:r>
-        <w:rPr>
-          <w:rFonts w:ascii="Times New Roman" w:hAnsi="Times New Roman"/>
-          <w:b w:val="0"/>
-          <w:sz w:val="24"/>
-        </w:rPr>
-        <w:br/>
-      </w:r>
-      <w:r>
-        <w:rPr>
-          <w:rFonts w:ascii="Times New Roman" w:hAnsi="Times New Roman"/>
-          <w:b w:val="0"/>
-          <w:sz w:val="24"/>
-        </w:rPr>
-        <w:br/>
-      </w:r>
-      <w:r>
-        <w:rPr>
-          <w:rFonts w:ascii="Times New Roman" w:hAnsi="Times New Roman"/>
-          <w:b/>
-          <w:sz w:val="36"/>
-        </w:rPr>
-        <w:t>ENERGY AS A CONSTRAINT:</w:t>
-        <w:br/>
-      </w:r>
-      <w:r>
-        <w:rPr>
-          <w:rFonts w:ascii="Times New Roman" w:hAnsi="Times New Roman"/>
-          <w:b/>
-          <w:sz w:val="36"/>
-        </w:rPr>
-        <w:t>Credibility, Pricing, and Settlement</w:t>
-        <w:br/>
-      </w:r>
-      <w:r>
-        <w:rPr>
-          <w:rFonts w:ascii="Times New Roman" w:hAnsi="Times New Roman"/>
-          <w:b/>
-          <w:sz w:val="36"/>
-        </w:rPr>
-        <w:t>in Energy-Linked Digital Finance</w:t>
-        <w:br/>
-      </w:r>
-      <w:r>
-        <w:rPr>
-          <w:rFonts w:ascii="Times New Roman" w:hAnsi="Times New Roman"/>
-          <w:b w:val="0"/>
-          <w:sz w:val="24"/>
-        </w:rPr>
-        <w:br/>
-      </w:r>
-      <w:r>
-        <w:rPr>
-          <w:rFonts w:ascii="Times New Roman" w:hAnsi="Times New Roman"/>
-          <w:b w:val="0"/>
-          <w:sz w:val="24"/>
-        </w:rPr>
-        <w:br/>
-      </w:r>
-      <w:r>
-        <w:rPr>
-          <w:rFonts w:ascii="Times New Roman" w:hAnsi="Times New Roman"/>
-          <w:b/>
-          <w:sz w:val="28"/>
-        </w:rPr>
-        <w:t>Christopher Ongko</w:t>
-        <w:br/>
-      </w:r>
-      <w:r>
-        <w:rPr>
-          <w:rFonts w:ascii="Times New Roman" w:hAnsi="Times New Roman"/>
-          <w:b w:val="0"/>
-          <w:sz w:val="24"/>
-        </w:rPr>
-        <w:t>Student ID: 1133958</w:t>
-        <w:br/>
-      </w:r>
-      <w:r>
-        <w:rPr>
-          <w:rFonts w:ascii="Times New Roman" w:hAnsi="Times New Roman"/>
-          <w:b w:val="0"/>
-          <w:sz w:val="24"/>
-        </w:rPr>
-        <w:br/>
-      </w:r>
-      <w:r>
-        <w:rPr>
-          <w:rFonts w:ascii="Times New Roman" w:hAnsi="Times New Roman"/>
-          <w:b w:val="0"/>
-          <w:sz w:val="24"/>
-        </w:rPr>
-        <w:br/>
-      </w:r>
-      <w:r>
-        <w:rPr>
-          <w:rFonts w:ascii="Times New Roman" w:hAnsi="Times New Roman"/>
-          <w:b w:val="0"/>
-          <w:sz w:val="24"/>
-        </w:rPr>
-        <w:t>Advisor: Dr. De-Rong Kong (孔德蓉)</w:t>
-        <w:br/>
-      </w:r>
-      <w:r>
-        <w:rPr>
-          <w:rFonts w:ascii="Times New Roman" w:hAnsi="Times New Roman"/>
-          <w:b w:val="0"/>
-          <w:sz w:val="24"/>
-        </w:rPr>
-        <w:br/>
-      </w:r>
-      <w:r>
-        <w:rPr>
-          <w:rFonts w:ascii="Times New Roman" w:hAnsi="Times New Roman"/>
-          <w:b w:val="0"/>
-          <w:sz w:val="24"/>
-        </w:rPr>
-        <w:t>June 2026</w:t>
-        <w:br/>
-      </w:r>
-    </w:p>
-    <w:p>
-      <w:r>
-        <w:br w:type="page"/>
-      </w:r>
-    </w:p>
-    <w:p>
-      <w:pPr>
-        <w:pStyle w:val="Heading1"/>
-      </w:pPr>
-      <w:r>
-        <w:t>Abstract</w:t>
-      </w:r>
-    </w:p>
-    <w:p>
-      <w:r>
-        <w:rPr>
-          <w:b w:val="0"/>
-          <w:i w:val="0"/>
-          <w:u w:val="none"/>
-        </w:rPr>
-        <w:t>This thesis asks whether energy can act as a credible constraint for digital money through energy-linked financial contracts, and what conditions are needed for that constraint to work.</w:t>
-      </w:r>
-    </w:p>
-    <w:p>
-      <w:r>
-        <w:rPr>
-          <w:b w:val="0"/>
-          <w:i w:val="0"/>
-          <w:u w:val="none"/>
-        </w:rPr>
-        <w:t>The answer is conditional. Energy is not money by itself, but it combines production cost, economic usefulness, measurability, and compatibility with rule-based digital enforcement. The thesis argues that credibility requires five integrated constraints: reliable energy data, rule-bound issuance, explicit pricing and risk controls, protected settlement and redemption accounting, and limited governance.</w:t>
-      </w:r>
-    </w:p>
-    <w:p>
-      <w:r>
-        <w:rPr>
-          <w:b w:val="0"/>
-          <w:i w:val="0"/>
-          <w:u w:val="none"/>
-        </w:rPr>
-        <w:t>The empirical chapters study Bitcoin as evidence that energy cost can matter for digital valuation, but only conditionally and specification-sensitively. The pricing chapter develops a reproducible option-style framework for renewable-energy-linked claims using public data, numerical validation, and oracle-tolerance analysis. The implementation chapter maps the constraints to a proof-of-concept smart contract system on Ethereum Sepolia, including an energy-native SPK v1 circulation loop with indexed on-chain payments.</w:t>
-      </w:r>
-    </w:p>
-    <w:p>
-      <w:r>
-        <w:rPr>
-          <w:b w:val="0"/>
-          <w:i w:val="0"/>
-          <w:u w:val="none"/>
-        </w:rPr>
-        <w:t>The contribution is a bounded research framework—not a production-ready currency or stablecoin launch. The thesis shows how energy-linked digital finance can be studied, priced, and prototyped under explicit limits that users can inspect.</w:t>
-      </w:r>
-    </w:p>
-    <w:p>
-      <w:pPr>
-        <w:ind w:firstLine="0"/>
-      </w:pPr>
-      <w:r>
-        <w:rPr>
-          <w:b/>
-          <w:i w:val="0"/>
-          <w:u w:val="none"/>
-        </w:rPr>
-        <w:t>Keywords:</w:t>
-      </w:r>
-      <w:r>
-        <w:rPr>
-          <w:b w:val="0"/>
-          <w:i w:val="0"/>
-          <w:u w:val="none"/>
-        </w:rPr>
-        <w:t xml:space="preserve"> Energy-linked finance, digital money, monetary credibility, renewable energy risk, Bitcoin energy cost, smart contracts, proof-of-concept</w:t>
-      </w:r>
-    </w:p>
-    <w:p>
-      <w:pPr>
-        <w:ind w:firstLine="0"/>
-      </w:pPr>
-      <w:r>
-        <w:rPr>
-          <w:b/>
-          <w:i w:val="0"/>
-          <w:u w:val="none"/>
-        </w:rPr>
-        <w:t>JEL Codes:</w:t>
-      </w:r>
-      <w:r>
-        <w:rPr>
-          <w:b w:val="0"/>
-          <w:i w:val="0"/>
-          <w:u w:val="none"/>
-        </w:rPr>
-        <w:t xml:space="preserve"> E42, G13, Q42, Q47</w:t>
-      </w:r>
-    </w:p>
-    <w:p>
-      <w:r>
-        <w:br w:type="page"/>
-      </w:r>
-    </w:p>
-    <w:p>
-      <w:pPr>
-        <w:pStyle w:val="Heading1"/>
-      </w:pPr>
-      <w:r>
-        <w:t>Table of Contents</w:t>
-      </w:r>
-    </w:p>
-    <w:p>
-      <w:pPr>
-        <w:ind w:firstLine="0"/>
-      </w:pPr>
-      <w:r>
-        <w:fldChar w:fldCharType="begin"/>
-        <w:instrText xml:space="preserve">TOC \o "1-3" \h \z \u</w:instrText>
-        <w:fldChar w:fldCharType="separate"/>
-        <w:r>
-          <w:t>Update field in Word to populate the table of contents.</w:t>
-        </w:r>
-        <w:fldChar w:fldCharType="end"/>
-      </w:r>
-    </w:p>
-    <w:p>
-      <w:pPr>
-        <w:ind w:firstLine="0"/>
-      </w:pPr>
-      <w:r>
-        <w:rPr>
-          <w:i/>
-          <w:sz w:val="20"/>
-        </w:rPr>
-        <w:t>In Word: right-click the table of contents and choose 'Update Field'.</w:t>
-      </w:r>
-    </w:p>
-    <w:p>
-      <w:r>
-        <w:br w:type="page"/>
-      </w:r>
-    </w:p>
     <w:p>
       <w:pPr>
         <w:pStyle w:val="Heading1"/>
@@ -2093,32 +1802,6 @@
           <w:i w:val="0"/>
           <w:u w:val="none"/>
         </w:rPr>
-        <w:t xml:space="preserve">Cambridge Centre for Alternative Finance. (n.d.-a). </w:t>
-      </w:r>
-      <w:r>
-        <w:rPr>
-          <w:b w:val="0"/>
-          <w:i/>
-          <w:u w:val="none"/>
-        </w:rPr>
-        <w:t>Cambridge Bitcoin Electricity Consumption Index</w:t>
-      </w:r>
-      <w:r>
-        <w:rPr>
-          <w:b w:val="0"/>
-          <w:i w:val="0"/>
-          <w:u w:val="none"/>
-        </w:rPr>
-        <w:t>. Cambridge Judge Business School. https://ccaf.io/cbnsi/cbeci</w:t>
-      </w:r>
-    </w:p>
-    <w:p>
-      <w:r>
-        <w:rPr>
-          <w:b w:val="0"/>
-          <w:i w:val="0"/>
-          <w:u w:val="none"/>
-        </w:rPr>
         <w:t xml:space="preserve">Black, F., &amp; Scholes, M. (1973). The pricing of options and corporate liabilities. </w:t>
       </w:r>
       <w:r>

--- a/thesis_package/output/chapters/CHAPTER_3.docx
+++ b/thesis_package/output/chapters/CHAPTER_3.docx
@@ -380,6 +380,7 @@
     </w:p>
     <w:p>
       <w:pPr>
+        <w:pStyle w:val="Caption"/>
         <w:ind w:firstLine="0"/>
         <w:jc w:val="center"/>
       </w:pPr>
@@ -396,6 +397,7 @@
       <w:tblPr>
         <w:tblStyle w:val="TableGrid"/>
         <w:tblW w:type="auto" w:w="0"/>
+        <w:tblLayout w:type="autofit"/>
         <w:tblLook w:firstColumn="1" w:firstRow="1" w:lastColumn="0" w:lastRow="0" w:noHBand="0" w:noVBand="1" w:val="04A0"/>
       </w:tblPr>
       <w:tblGrid>
@@ -409,13 +411,20 @@
           </w:tcPr>
           <w:p>
             <w:pPr>
+              <w:spacing w:line="240" w:lineRule="auto" w:before="0" w:after="0"/>
+              <w:ind w:firstLine="0"/>
               <w:jc w:val="center"/>
             </w:pPr>
-            <w:r/>
+            <w:r>
+              <w:rPr>
+                <w:sz w:val="20"/>
+              </w:rPr>
+            </w:r>
             <w:r>
               <w:rPr>
                 <w:b/>
                 <w:i w:val="0"/>
+                <w:sz w:val="20"/>
                 <w:u w:val="none"/>
               </w:rPr>
               <w:t>Item</w:t>
@@ -428,13 +437,20 @@
           </w:tcPr>
           <w:p>
             <w:pPr>
+              <w:spacing w:line="240" w:lineRule="auto" w:before="0" w:after="0"/>
+              <w:ind w:firstLine="0"/>
               <w:jc w:val="center"/>
             </w:pPr>
-            <w:r/>
+            <w:r>
+              <w:rPr>
+                <w:sz w:val="20"/>
+              </w:rPr>
+            </w:r>
             <w:r>
               <w:rPr>
                 <w:b/>
                 <w:i w:val="0"/>
+                <w:sz w:val="20"/>
                 <w:u w:val="none"/>
               </w:rPr>
               <w:t>Canonical Chapter 3 Treatment</w:t>
@@ -448,11 +464,21 @@
             <w:tcW w:type="dxa" w:w="4680"/>
           </w:tcPr>
           <w:p>
-            <w:r/>
+            <w:pPr>
+              <w:spacing w:line="240" w:lineRule="auto" w:before="0" w:after="0"/>
+              <w:ind w:firstLine="0"/>
+              <w:jc w:val="center"/>
+            </w:pPr>
+            <w:r>
+              <w:rPr>
+                <w:sz w:val="20"/>
+              </w:rPr>
+            </w:r>
             <w:r>
               <w:rPr>
                 <w:b w:val="0"/>
                 <w:i w:val="0"/>
+                <w:sz w:val="20"/>
                 <w:u w:val="none"/>
               </w:rPr>
               <w:t>CEIR definition</w:t>
@@ -464,13 +490,21 @@
             <w:tcW w:type="dxa" w:w="4680"/>
           </w:tcPr>
           <w:p>
-            <w:r/>
+            <w:pPr>
+              <w:spacing w:line="240" w:lineRule="auto" w:before="0" w:after="0"/>
+              <w:ind w:firstLine="0"/>
+            </w:pPr>
+            <w:r>
+              <w:rPr>
+                <w:sz w:val="20"/>
+              </w:rPr>
+            </w:r>
             <w:r>
               <w:rPr>
                 <w:rFonts w:ascii="Courier New" w:hAnsi="Courier New"/>
                 <w:b w:val="0"/>
                 <w:i w:val="0"/>
-                <w:sz w:val="21"/>
+                <w:sz w:val="20"/>
                 <w:u w:val="none"/>
               </w:rPr>
               <w:t>CEIR_t = MarketCap_t / CumulativeEnergyCost_t</w:t>
@@ -479,6 +513,7 @@
               <w:rPr>
                 <w:b w:val="0"/>
                 <w:i w:val="0"/>
+                <w:sz w:val="20"/>
                 <w:u w:val="none"/>
               </w:rPr>
               <w:t>.</w:t>
@@ -492,11 +527,21 @@
             <w:tcW w:type="dxa" w:w="4680"/>
           </w:tcPr>
           <w:p>
-            <w:r/>
+            <w:pPr>
+              <w:spacing w:line="240" w:lineRule="auto" w:before="0" w:after="0"/>
+              <w:ind w:firstLine="0"/>
+              <w:jc w:val="center"/>
+            </w:pPr>
+            <w:r>
+              <w:rPr>
+                <w:sz w:val="20"/>
+              </w:rPr>
+            </w:r>
             <w:r>
               <w:rPr>
                 <w:b w:val="0"/>
                 <w:i w:val="0"/>
+                <w:sz w:val="20"/>
                 <w:u w:val="none"/>
               </w:rPr>
               <w:t>Main outcome</w:t>
@@ -508,11 +553,20 @@
             <w:tcW w:type="dxa" w:w="4680"/>
           </w:tcPr>
           <w:p>
-            <w:r/>
+            <w:pPr>
+              <w:spacing w:line="240" w:lineRule="auto" w:before="0" w:after="0"/>
+              <w:ind w:firstLine="0"/>
+            </w:pPr>
+            <w:r>
+              <w:rPr>
+                <w:sz w:val="20"/>
+              </w:rPr>
+            </w:r>
             <w:r>
               <w:rPr>
                 <w:b w:val="0"/>
                 <w:i w:val="0"/>
+                <w:sz w:val="20"/>
                 <w:u w:val="none"/>
               </w:rPr>
               <w:t>Forward 30-day Bitcoin return.</w:t>
@@ -526,11 +580,21 @@
             <w:tcW w:type="dxa" w:w="4680"/>
           </w:tcPr>
           <w:p>
-            <w:r/>
+            <w:pPr>
+              <w:spacing w:line="240" w:lineRule="auto" w:before="0" w:after="0"/>
+              <w:ind w:firstLine="0"/>
+              <w:jc w:val="center"/>
+            </w:pPr>
+            <w:r>
+              <w:rPr>
+                <w:sz w:val="20"/>
+              </w:rPr>
+            </w:r>
             <w:r>
               <w:rPr>
                 <w:b w:val="0"/>
                 <w:i w:val="0"/>
+                <w:sz w:val="20"/>
                 <w:u w:val="none"/>
               </w:rPr>
               <w:t>Expected sign</w:t>
@@ -542,11 +606,20 @@
             <w:tcW w:type="dxa" w:w="4680"/>
           </w:tcPr>
           <w:p>
-            <w:r/>
+            <w:pPr>
+              <w:spacing w:line="240" w:lineRule="auto" w:before="0" w:after="0"/>
+              <w:ind w:firstLine="0"/>
+            </w:pPr>
+            <w:r>
+              <w:rPr>
+                <w:sz w:val="20"/>
+              </w:rPr>
+            </w:r>
             <w:r>
               <w:rPr>
                 <w:b w:val="0"/>
                 <w:i w:val="0"/>
+                <w:sz w:val="20"/>
                 <w:u w:val="none"/>
               </w:rPr>
               <w:t xml:space="preserve">Negative coefficient on </w:t>
@@ -556,7 +629,7 @@
                 <w:rFonts w:ascii="Courier New" w:hAnsi="Courier New"/>
                 <w:b w:val="0"/>
                 <w:i w:val="0"/>
-                <w:sz w:val="21"/>
+                <w:sz w:val="20"/>
                 <w:u w:val="none"/>
               </w:rPr>
               <w:t>log(CEIR_t)</w:t>
@@ -565,6 +638,7 @@
               <w:rPr>
                 <w:b w:val="0"/>
                 <w:i w:val="0"/>
+                <w:sz w:val="20"/>
                 <w:u w:val="none"/>
               </w:rPr>
               <w:t>.</w:t>
@@ -578,11 +652,21 @@
             <w:tcW w:type="dxa" w:w="4680"/>
           </w:tcPr>
           <w:p>
-            <w:r/>
+            <w:pPr>
+              <w:spacing w:line="240" w:lineRule="auto" w:before="0" w:after="0"/>
+              <w:ind w:firstLine="0"/>
+              <w:jc w:val="center"/>
+            </w:pPr>
+            <w:r>
+              <w:rPr>
+                <w:sz w:val="20"/>
+              </w:rPr>
+            </w:r>
             <w:r>
               <w:rPr>
                 <w:b w:val="0"/>
                 <w:i w:val="0"/>
+                <w:sz w:val="20"/>
                 <w:u w:val="none"/>
               </w:rPr>
               <w:t>Preferred model</w:t>
@@ -594,11 +678,20 @@
             <w:tcW w:type="dxa" w:w="4680"/>
           </w:tcPr>
           <w:p>
-            <w:r/>
+            <w:pPr>
+              <w:spacing w:line="240" w:lineRule="auto" w:before="0" w:after="0"/>
+              <w:ind w:firstLine="0"/>
+            </w:pPr>
+            <w:r>
+              <w:rPr>
+                <w:sz w:val="20"/>
+              </w:rPr>
+            </w:r>
             <w:r>
               <w:rPr>
                 <w:b w:val="0"/>
                 <w:i w:val="0"/>
+                <w:sz w:val="20"/>
                 <w:u w:val="none"/>
               </w:rPr>
               <w:t>Corrected level specification from the current robustness notes.</w:t>
@@ -612,11 +705,21 @@
             <w:tcW w:type="dxa" w:w="4680"/>
           </w:tcPr>
           <w:p>
-            <w:r/>
+            <w:pPr>
+              <w:spacing w:line="240" w:lineRule="auto" w:before="0" w:after="0"/>
+              <w:ind w:firstLine="0"/>
+              <w:jc w:val="center"/>
+            </w:pPr>
+            <w:r>
+              <w:rPr>
+                <w:sz w:val="20"/>
+              </w:rPr>
+            </w:r>
             <w:r>
               <w:rPr>
                 <w:b w:val="0"/>
                 <w:i w:val="0"/>
+                <w:sz w:val="20"/>
                 <w:u w:val="none"/>
               </w:rPr>
               <w:t>Preferred coefficient</w:t>
@@ -628,11 +731,20 @@
             <w:tcW w:type="dxa" w:w="4680"/>
           </w:tcPr>
           <w:p>
-            <w:r/>
+            <w:pPr>
+              <w:spacing w:line="240" w:lineRule="auto" w:before="0" w:after="0"/>
+              <w:ind w:firstLine="0"/>
+            </w:pPr>
+            <w:r>
+              <w:rPr>
+                <w:sz w:val="20"/>
+              </w:rPr>
+            </w:r>
             <w:r>
               <w:rPr>
                 <w:b w:val="0"/>
                 <w:i w:val="0"/>
+                <w:sz w:val="20"/>
                 <w:u w:val="none"/>
               </w:rPr>
               <w:t xml:space="preserve">Approximately </w:t>
@@ -642,7 +754,7 @@
                 <w:rFonts w:ascii="Courier New" w:hAnsi="Courier New"/>
                 <w:b w:val="0"/>
                 <w:i w:val="0"/>
-                <w:sz w:val="21"/>
+                <w:sz w:val="20"/>
                 <w:u w:val="none"/>
               </w:rPr>
               <w:t>-0.26</w:t>
@@ -651,6 +763,7 @@
               <w:rPr>
                 <w:b w:val="0"/>
                 <w:i w:val="0"/>
+                <w:sz w:val="20"/>
                 <w:u w:val="none"/>
               </w:rPr>
               <w:t xml:space="preserve"> pre-ban in the preferred level specification.</w:t>
@@ -664,11 +777,21 @@
             <w:tcW w:type="dxa" w:w="4680"/>
           </w:tcPr>
           <w:p>
-            <w:r/>
+            <w:pPr>
+              <w:spacing w:line="240" w:lineRule="auto" w:before="0" w:after="0"/>
+              <w:ind w:firstLine="0"/>
+              <w:jc w:val="center"/>
+            </w:pPr>
+            <w:r>
+              <w:rPr>
+                <w:sz w:val="20"/>
+              </w:rPr>
+            </w:r>
             <w:r>
               <w:rPr>
                 <w:b w:val="0"/>
                 <w:i w:val="0"/>
+                <w:sz w:val="20"/>
                 <w:u w:val="none"/>
               </w:rPr>
               <w:t>Structural break</w:t>
@@ -680,11 +803,20 @@
             <w:tcW w:type="dxa" w:w="4680"/>
           </w:tcPr>
           <w:p>
-            <w:r/>
+            <w:pPr>
+              <w:spacing w:line="240" w:lineRule="auto" w:before="0" w:after="0"/>
+              <w:ind w:firstLine="0"/>
+            </w:pPr>
+            <w:r>
+              <w:rPr>
+                <w:sz w:val="20"/>
+              </w:rPr>
+            </w:r>
             <w:r>
               <w:rPr>
                 <w:b w:val="0"/>
                 <w:i w:val="0"/>
+                <w:sz w:val="20"/>
                 <w:u w:val="none"/>
               </w:rPr>
               <w:t>The China mining-ban period shows a sharp structural break in the level specification.</w:t>
@@ -698,11 +830,21 @@
             <w:tcW w:type="dxa" w:w="4680"/>
           </w:tcPr>
           <w:p>
-            <w:r/>
+            <w:pPr>
+              <w:spacing w:line="240" w:lineRule="auto" w:before="0" w:after="0"/>
+              <w:ind w:firstLine="0"/>
+              <w:jc w:val="center"/>
+            </w:pPr>
+            <w:r>
+              <w:rPr>
+                <w:sz w:val="20"/>
+              </w:rPr>
+            </w:r>
             <w:r>
               <w:rPr>
                 <w:b w:val="0"/>
                 <w:i w:val="0"/>
+                <w:sz w:val="20"/>
                 <w:u w:val="none"/>
               </w:rPr>
               <w:t>Differenced specification</w:t>
@@ -714,11 +856,20 @@
             <w:tcW w:type="dxa" w:w="4680"/>
           </w:tcPr>
           <w:p>
-            <w:r/>
+            <w:pPr>
+              <w:spacing w:line="240" w:lineRule="auto" w:before="0" w:after="0"/>
+              <w:ind w:firstLine="0"/>
+            </w:pPr>
+            <w:r>
+              <w:rPr>
+                <w:sz w:val="20"/>
+              </w:rPr>
+            </w:r>
             <w:r>
               <w:rPr>
                 <w:b w:val="0"/>
                 <w:i w:val="0"/>
+                <w:sz w:val="20"/>
                 <w:u w:val="none"/>
               </w:rPr>
               <w:t>Weaker; CEIR effects lose significance and are treated as a boundary condition.</w:t>
@@ -732,11 +883,21 @@
             <w:tcW w:type="dxa" w:w="4680"/>
           </w:tcPr>
           <w:p>
-            <w:r/>
+            <w:pPr>
+              <w:spacing w:line="240" w:lineRule="auto" w:before="0" w:after="0"/>
+              <w:ind w:firstLine="0"/>
+              <w:jc w:val="center"/>
+            </w:pPr>
+            <w:r>
+              <w:rPr>
+                <w:sz w:val="20"/>
+              </w:rPr>
+            </w:r>
             <w:r>
               <w:rPr>
                 <w:b w:val="0"/>
                 <w:i w:val="0"/>
+                <w:sz w:val="20"/>
                 <w:u w:val="none"/>
               </w:rPr>
               <w:t>Trading rule</w:t>
@@ -748,11 +909,20 @@
             <w:tcW w:type="dxa" w:w="4680"/>
           </w:tcPr>
           <w:p>
-            <w:r/>
+            <w:pPr>
+              <w:spacing w:line="240" w:lineRule="auto" w:before="0" w:after="0"/>
+              <w:ind w:firstLine="0"/>
+            </w:pPr>
+            <w:r>
+              <w:rPr>
+                <w:sz w:val="20"/>
+              </w:rPr>
+            </w:r>
             <w:r>
               <w:rPr>
                 <w:b w:val="0"/>
                 <w:i w:val="0"/>
+                <w:sz w:val="20"/>
                 <w:u w:val="none"/>
               </w:rPr>
               <w:t>Negative result; CEIR is not presented as a viable trading strategy.</w:t>
@@ -766,11 +936,21 @@
             <w:tcW w:type="dxa" w:w="4680"/>
           </w:tcPr>
           <w:p>
-            <w:r/>
+            <w:pPr>
+              <w:spacing w:line="240" w:lineRule="auto" w:before="0" w:after="0"/>
+              <w:ind w:firstLine="0"/>
+              <w:jc w:val="center"/>
+            </w:pPr>
+            <w:r>
+              <w:rPr>
+                <w:sz w:val="20"/>
+              </w:rPr>
+            </w:r>
             <w:r>
               <w:rPr>
                 <w:b w:val="0"/>
                 <w:i w:val="0"/>
+                <w:sz w:val="20"/>
                 <w:u w:val="none"/>
               </w:rPr>
               <w:t>Generalisation</w:t>
@@ -782,11 +962,20 @@
             <w:tcW w:type="dxa" w:w="4680"/>
           </w:tcPr>
           <w:p>
-            <w:r/>
+            <w:pPr>
+              <w:spacing w:line="240" w:lineRule="auto" w:before="0" w:after="0"/>
+              <w:ind w:firstLine="0"/>
+            </w:pPr>
+            <w:r>
+              <w:rPr>
+                <w:sz w:val="20"/>
+              </w:rPr>
+            </w:r>
             <w:r>
               <w:rPr>
                 <w:b w:val="0"/>
                 <w:i w:val="0"/>
+                <w:sz w:val="20"/>
                 <w:u w:val="none"/>
               </w:rPr>
               <w:t>Bitcoin-focused evidence, not a proof for all proof-of-work assets.</w:t>
@@ -795,7 +984,6 @@
         </w:tc>
       </w:tr>
     </w:tbl>
-    <w:p/>
     <w:p>
       <w:pPr>
         <w:pStyle w:val="Heading2"/>
@@ -1328,6 +1516,10 @@
       </w:r>
     </w:p>
     <w:p>
+      <w:pPr>
+        <w:pStyle w:val="Bibliography"/>
+        <w:ind w:left="720" w:hanging="720"/>
+      </w:pPr>
       <w:r>
         <w:rPr>
           <w:b w:val="0"/>
@@ -1354,6 +1546,10 @@
       </w:r>
     </w:p>
     <w:p>
+      <w:pPr>
+        <w:pStyle w:val="Bibliography"/>
+        <w:ind w:left="720" w:hanging="720"/>
+      </w:pPr>
       <w:r>
         <w:rPr>
           <w:b w:val="0"/>
@@ -1380,6 +1576,10 @@
       </w:r>
     </w:p>
     <w:p>
+      <w:pPr>
+        <w:pStyle w:val="Bibliography"/>
+        <w:ind w:left="720" w:hanging="720"/>
+      </w:pPr>
       <w:r>
         <w:rPr>
           <w:b w:val="0"/>
@@ -1406,6 +1606,10 @@
       </w:r>
     </w:p>
     <w:p>
+      <w:pPr>
+        <w:pStyle w:val="Bibliography"/>
+        <w:ind w:left="720" w:hanging="720"/>
+      </w:pPr>
       <w:r>
         <w:rPr>
           <w:b w:val="0"/>
@@ -1432,6 +1636,10 @@
       </w:r>
     </w:p>
     <w:p>
+      <w:pPr>
+        <w:pStyle w:val="Bibliography"/>
+        <w:ind w:left="720" w:hanging="720"/>
+      </w:pPr>
       <w:r>
         <w:rPr>
           <w:b w:val="0"/>
@@ -1458,6 +1666,10 @@
       </w:r>
     </w:p>
     <w:p>
+      <w:pPr>
+        <w:pStyle w:val="Bibliography"/>
+        <w:ind w:left="720" w:hanging="720"/>
+      </w:pPr>
       <w:r>
         <w:rPr>
           <w:b w:val="0"/>
@@ -1484,6 +1696,10 @@
       </w:r>
     </w:p>
     <w:p>
+      <w:pPr>
+        <w:pStyle w:val="Bibliography"/>
+        <w:ind w:left="720" w:hanging="720"/>
+      </w:pPr>
       <w:r>
         <w:rPr>
           <w:b w:val="0"/>
@@ -1510,6 +1726,10 @@
       </w:r>
     </w:p>
     <w:p>
+      <w:pPr>
+        <w:pStyle w:val="Bibliography"/>
+        <w:ind w:left="720" w:hanging="720"/>
+      </w:pPr>
       <w:r>
         <w:rPr>
           <w:b w:val="0"/>
@@ -1536,6 +1756,10 @@
       </w:r>
     </w:p>
     <w:p>
+      <w:pPr>
+        <w:pStyle w:val="Bibliography"/>
+        <w:ind w:left="720" w:hanging="720"/>
+      </w:pPr>
       <w:r>
         <w:rPr>
           <w:b w:val="0"/>
@@ -1562,6 +1786,10 @@
       </w:r>
     </w:p>
     <w:p>
+      <w:pPr>
+        <w:pStyle w:val="Bibliography"/>
+        <w:ind w:left="720" w:hanging="720"/>
+      </w:pPr>
       <w:r>
         <w:rPr>
           <w:b w:val="0"/>
@@ -1588,6 +1816,10 @@
       </w:r>
     </w:p>
     <w:p>
+      <w:pPr>
+        <w:pStyle w:val="Bibliography"/>
+        <w:ind w:left="720" w:hanging="720"/>
+      </w:pPr>
       <w:r>
         <w:rPr>
           <w:b w:val="0"/>
@@ -1614,6 +1846,10 @@
       </w:r>
     </w:p>
     <w:p>
+      <w:pPr>
+        <w:pStyle w:val="Bibliography"/>
+        <w:ind w:left="720" w:hanging="720"/>
+      </w:pPr>
       <w:r>
         <w:rPr>
           <w:b w:val="0"/>
@@ -1640,6 +1876,10 @@
       </w:r>
     </w:p>
     <w:p>
+      <w:pPr>
+        <w:pStyle w:val="Bibliography"/>
+        <w:ind w:left="720" w:hanging="720"/>
+      </w:pPr>
       <w:r>
         <w:rPr>
           <w:b w:val="0"/>
@@ -1666,6 +1906,10 @@
       </w:r>
     </w:p>
     <w:p>
+      <w:pPr>
+        <w:pStyle w:val="Bibliography"/>
+        <w:ind w:left="720" w:hanging="720"/>
+      </w:pPr>
       <w:r>
         <w:rPr>
           <w:b w:val="0"/>
@@ -1692,6 +1936,10 @@
       </w:r>
     </w:p>
     <w:p>
+      <w:pPr>
+        <w:pStyle w:val="Bibliography"/>
+        <w:ind w:left="720" w:hanging="720"/>
+      </w:pPr>
       <w:r>
         <w:rPr>
           <w:b w:val="0"/>
@@ -1718,6 +1966,10 @@
       </w:r>
     </w:p>
     <w:p>
+      <w:pPr>
+        <w:pStyle w:val="Bibliography"/>
+        <w:ind w:left="720" w:hanging="720"/>
+      </w:pPr>
       <w:r>
         <w:rPr>
           <w:b w:val="0"/>
@@ -1744,6 +1996,10 @@
       </w:r>
     </w:p>
     <w:p>
+      <w:pPr>
+        <w:pStyle w:val="Bibliography"/>
+        <w:ind w:left="720" w:hanging="720"/>
+      </w:pPr>
       <w:r>
         <w:rPr>
           <w:b w:val="0"/>
@@ -1770,6 +2026,10 @@
       </w:r>
     </w:p>
     <w:p>
+      <w:pPr>
+        <w:pStyle w:val="Bibliography"/>
+        <w:ind w:left="720" w:hanging="720"/>
+      </w:pPr>
       <w:r>
         <w:rPr>
           <w:b w:val="0"/>
@@ -1796,6 +2056,10 @@
       </w:r>
     </w:p>
     <w:p>
+      <w:pPr>
+        <w:pStyle w:val="Bibliography"/>
+        <w:ind w:left="720" w:hanging="720"/>
+      </w:pPr>
       <w:r>
         <w:rPr>
           <w:b w:val="0"/>
@@ -1822,6 +2086,10 @@
       </w:r>
     </w:p>
     <w:p>
+      <w:pPr>
+        <w:pStyle w:val="Bibliography"/>
+        <w:ind w:left="720" w:hanging="720"/>
+      </w:pPr>
       <w:r>
         <w:rPr>
           <w:b w:val="0"/>
@@ -1848,6 +2116,10 @@
       </w:r>
     </w:p>
     <w:p>
+      <w:pPr>
+        <w:pStyle w:val="Bibliography"/>
+        <w:ind w:left="720" w:hanging="720"/>
+      </w:pPr>
       <w:r>
         <w:rPr>
           <w:b w:val="0"/>
@@ -1874,6 +2146,10 @@
       </w:r>
     </w:p>
     <w:p>
+      <w:pPr>
+        <w:pStyle w:val="Bibliography"/>
+        <w:ind w:left="720" w:hanging="720"/>
+      </w:pPr>
       <w:r>
         <w:rPr>
           <w:b w:val="0"/>
@@ -1900,6 +2176,10 @@
       </w:r>
     </w:p>
     <w:p>
+      <w:pPr>
+        <w:pStyle w:val="Bibliography"/>
+        <w:ind w:left="720" w:hanging="720"/>
+      </w:pPr>
       <w:r>
         <w:rPr>
           <w:b w:val="0"/>
@@ -1926,6 +2206,10 @@
       </w:r>
     </w:p>
     <w:p>
+      <w:pPr>
+        <w:pStyle w:val="Bibliography"/>
+        <w:ind w:left="720" w:hanging="720"/>
+      </w:pPr>
       <w:r>
         <w:rPr>
           <w:b w:val="0"/>
@@ -1952,6 +2236,10 @@
       </w:r>
     </w:p>
     <w:p>
+      <w:pPr>
+        <w:pStyle w:val="Bibliography"/>
+        <w:ind w:left="720" w:hanging="720"/>
+      </w:pPr>
       <w:r>
         <w:rPr>
           <w:b w:val="0"/>
@@ -2528,7 +2816,7 @@
       <w:rFonts w:asciiTheme="majorHAnsi" w:eastAsiaTheme="majorEastAsia" w:hAnsiTheme="majorHAnsi" w:cstheme="majorBidi" w:ascii="Times New Roman" w:hAnsi="Times New Roman"/>
       <w:b/>
       <w:bCs/>
-      <w:i/>
+      <w:i w:val="0"/>
       <w:color w:val="4F81BD" w:themeColor="accent1"/>
       <w:sz w:val="24"/>
     </w:rPr>
@@ -2546,16 +2834,18 @@
     <w:pPr>
       <w:keepNext/>
       <w:keepLines/>
-      <w:spacing w:before="200" w:after="0"/>
+      <w:spacing w:before="120" w:after="60" w:line="480" w:lineRule="auto"/>
+      <w:ind w:firstLine="0"/>
       <w:outlineLvl w:val="3"/>
     </w:pPr>
     <w:rPr>
-      <w:rFonts w:asciiTheme="majorHAnsi" w:eastAsiaTheme="majorEastAsia" w:hAnsiTheme="majorHAnsi" w:cstheme="majorBidi"/>
+      <w:rFonts w:asciiTheme="majorHAnsi" w:eastAsiaTheme="majorEastAsia" w:hAnsiTheme="majorHAnsi" w:cstheme="majorBidi" w:ascii="Times New Roman" w:hAnsi="Times New Roman"/>
       <w:b/>
       <w:bCs/>
-      <w:i/>
+      <w:i w:val="0"/>
       <w:iCs/>
       <w:color w:val="4F81BD" w:themeColor="accent1"/>
+      <w:sz w:val="24"/>
     </w:rPr>
   </w:style>
   <w:style w:type="paragraph" w:styleId="Heading5">
@@ -2946,8 +3236,14 @@
       <w:numPr>
         <w:numId w:val="1"/>
       </w:numPr>
+      <w:spacing w:line="480" w:lineRule="auto" w:after="0"/>
+      <w:ind w:left="720" w:firstLine="0"/>
       <w:contextualSpacing/>
     </w:pPr>
+    <w:rPr>
+      <w:rFonts w:ascii="Times New Roman" w:hAnsi="Times New Roman"/>
+      <w:sz w:val="24"/>
+    </w:rPr>
   </w:style>
   <w:style w:type="paragraph" w:styleId="ListBullet2">
     <w:name w:val="List Bullet 2"/>
@@ -2985,8 +3281,14 @@
       <w:numPr>
         <w:numId w:val="5"/>
       </w:numPr>
+      <w:spacing w:line="480" w:lineRule="auto" w:after="0"/>
+      <w:ind w:left="720" w:firstLine="0"/>
       <w:contextualSpacing/>
     </w:pPr>
+    <w:rPr>
+      <w:rFonts w:ascii="Times New Roman" w:hAnsi="Times New Roman"/>
+      <w:sz w:val="24"/>
+    </w:rPr>
   </w:style>
   <w:style w:type="paragraph" w:styleId="ListNumber2">
     <w:name w:val="List Number 2"/>
@@ -14122,6 +14424,31 @@
     </w:pPr>
     <w:rPr>
       <w:i/>
+    </w:rPr>
+  </w:style>
+  <w:style w:type="paragraph" w:customStyle="1" w:styleId="Bibliography">
+    <w:name w:val="Bibliography"/>
+    <w:basedOn w:val="Normal"/>
+    <w:pPr>
+      <w:spacing w:line="480" w:lineRule="auto" w:after="0"/>
+      <w:ind w:left="720" w:hanging="720"/>
+    </w:pPr>
+    <w:rPr>
+      <w:rFonts w:ascii="Times New Roman" w:hAnsi="Times New Roman"/>
+      <w:sz w:val="24"/>
+    </w:rPr>
+  </w:style>
+  <w:style w:type="paragraph" w:customStyle="1" w:styleId="TableNote">
+    <w:name w:val="Table Note"/>
+    <w:basedOn w:val="Normal"/>
+    <w:pPr>
+      <w:spacing w:before="60" w:after="180" w:line="240" w:lineRule="auto"/>
+      <w:ind w:firstLine="0"/>
+    </w:pPr>
+    <w:rPr>
+      <w:rFonts w:ascii="Times New Roman" w:hAnsi="Times New Roman"/>
+      <w:i/>
+      <w:sz w:val="20"/>
     </w:rPr>
   </w:style>
 </w:styles>
